--- a/astro-site/public/dl/plan-negocio-parrillero-asador-eventos/manual-tecnico-parrillero-profesional.docx
+++ b/astro-site/public/dl/plan-negocio-parrillero-asador-eventos/manual-tecnico-parrillero-profesional.docx
@@ -725,7 +725,7 @@
         <w:spacing w:after="160"/>
       </w:pPr>
       <w:r>
-        <w:t>El marinado actúa por superficie (no penetra más de 2-3 mm). Ideal para cortes pequeños y aves. Temperatura ambiente 30 min antes de cocinar — nunca pieza fría directa al fuego.</w:t>
+        <w:t>El marinado actúa por superficie (no penetra más de 2-3 mm). Ideal para cortes pequeños y aves. Atempera la pieza antes de cocinar: sácala de frío solo el tiempo mínimo (como máximo 30 minutos y a la sombra, según tu APPCC) — nunca helada y directa al fuego.</w:t>
       </w:r>
     </w:p>
     <w:tbl>
@@ -4643,7 +4643,7 @@
           <w:color w:val="1F1B16"/>
           <w:sz w:val="26"/>
         </w:rPr>
-        <w:t>5. Salsa de mostaza al miel</w:t>
+        <w:t>5. Salsa de mostaza a la miel</w:t>
       </w:r>
     </w:p>
     <w:p>
@@ -4689,7 +4689,7 @@
         <w:spacing w:after="80"/>
       </w:pPr>
       <w:r>
-        <w:t>Iniciar parrilla con pieza fría direct al fuego — sellado pobre y merma alta.</w:t>
+        <w:t>Iniciar la parrilla con la pieza fría directa al fuego — sellado pobre y merma alta.</w:t>
       </w:r>
     </w:p>
     <w:p>
@@ -4737,8 +4737,1141 @@
         <w:t>Ignorar la dirección del viento en eventos al aire libre — humo a la mesa = queja segura.</w:t>
       </w:r>
     </w:p>
+    <w:p>
+      <w:r>
+        <w:rPr>
+          <w:rFonts w:ascii="Playfair Display" w:hAnsi="Playfair Display"/>
+          <w:b/>
+          <w:color w:val="1F1B16"/>
+          <w:sz w:val="36"/>
+        </w:rPr>
+        <w:t>8. Escalado por invitados</w:t>
+      </w:r>
+    </w:p>
+    <w:p>
+      <w:pPr>
+        <w:spacing w:after="160"/>
+      </w:pPr>
+      <w:r>
+        <w:t>La carne se compra por kilos, no por invitados. Esta es la tabla de escalado que usa la calculadora del kit, para un plato principal de 400 g de carne cruda por invitado y servicio en buffet.</w:t>
+      </w:r>
+    </w:p>
+    <w:tbl>
+      <w:tblPr>
+        <w:tblStyle w:val="LightGrid-Accent1"/>
+        <w:tblW w:type="auto" w:w="0"/>
+        <w:tblLayout w:type="autofit"/>
+        <w:tblLook w:firstColumn="1" w:firstRow="1" w:lastColumn="0" w:lastRow="0" w:noHBand="0" w:noVBand="1" w:val="04A0"/>
+      </w:tblPr>
+      <w:tblGrid>
+        <w:gridCol w:w="3000"/>
+        <w:gridCol w:w="1518"/>
+        <w:gridCol w:w="1518"/>
+        <w:gridCol w:w="1518"/>
+        <w:gridCol w:w="1518"/>
+      </w:tblGrid>
+      <w:tr>
+        <w:tc>
+          <w:tcPr>
+            <w:tcW w:type="dxa" w:w="3000"/>
+            <w:shd w:val="clear" w:color="auto" w:fill="1F1B16"/>
+            <w:vAlign w:val="center"/>
+          </w:tcPr>
+          <w:p>
+            <w:r/>
+            <w:r>
+              <w:rPr>
+                <w:b/>
+                <w:color w:val="FFFFFF"/>
+                <w:sz w:val="20"/>
+              </w:rPr>
+              <w:t>Concepto</w:t>
+            </w:r>
+          </w:p>
+        </w:tc>
+        <w:tc>
+          <w:tcPr>
+            <w:tcW w:type="dxa" w:w="1518"/>
+            <w:shd w:val="clear" w:color="auto" w:fill="1F1B16"/>
+            <w:vAlign w:val="center"/>
+          </w:tcPr>
+          <w:p>
+            <w:r/>
+            <w:r>
+              <w:rPr>
+                <w:b/>
+                <w:color w:val="FFFFFF"/>
+                <w:sz w:val="20"/>
+              </w:rPr>
+              <w:t>40 inv.</w:t>
+            </w:r>
+          </w:p>
+        </w:tc>
+        <w:tc>
+          <w:tcPr>
+            <w:tcW w:type="dxa" w:w="1518"/>
+            <w:shd w:val="clear" w:color="auto" w:fill="1F1B16"/>
+            <w:vAlign w:val="center"/>
+          </w:tcPr>
+          <w:p>
+            <w:r/>
+            <w:r>
+              <w:rPr>
+                <w:b/>
+                <w:color w:val="FFFFFF"/>
+                <w:sz w:val="20"/>
+              </w:rPr>
+              <w:t>80 inv.</w:t>
+            </w:r>
+          </w:p>
+        </w:tc>
+        <w:tc>
+          <w:tcPr>
+            <w:tcW w:type="dxa" w:w="1518"/>
+            <w:shd w:val="clear" w:color="auto" w:fill="1F1B16"/>
+            <w:vAlign w:val="center"/>
+          </w:tcPr>
+          <w:p>
+            <w:r/>
+            <w:r>
+              <w:rPr>
+                <w:b/>
+                <w:color w:val="FFFFFF"/>
+                <w:sz w:val="20"/>
+              </w:rPr>
+              <w:t>150 inv.</w:t>
+            </w:r>
+          </w:p>
+        </w:tc>
+        <w:tc>
+          <w:tcPr>
+            <w:tcW w:type="dxa" w:w="1518"/>
+            <w:shd w:val="clear" w:color="auto" w:fill="1F1B16"/>
+            <w:vAlign w:val="center"/>
+          </w:tcPr>
+          <w:p>
+            <w:r/>
+            <w:r>
+              <w:rPr>
+                <w:b/>
+                <w:color w:val="FFFFFF"/>
+                <w:sz w:val="20"/>
+              </w:rPr>
+              <w:t>300 inv.</w:t>
+            </w:r>
+          </w:p>
+        </w:tc>
+      </w:tr>
+      <w:tr>
+        <w:tc>
+          <w:tcPr>
+            <w:tcW w:type="dxa" w:w="3000"/>
+            <w:shd w:val="clear" w:color="auto" w:fill="FFFFFF"/>
+            <w:vAlign w:val="center"/>
+          </w:tcPr>
+          <w:p>
+            <w:r/>
+            <w:r>
+              <w:rPr>
+                <w:color w:val="1F1B16"/>
+                <w:sz w:val="20"/>
+              </w:rPr>
+              <w:t>Carne cruda (kg)</w:t>
+            </w:r>
+          </w:p>
+        </w:tc>
+        <w:tc>
+          <w:tcPr>
+            <w:tcW w:type="dxa" w:w="1518"/>
+            <w:shd w:val="clear" w:color="auto" w:fill="FFFFFF"/>
+            <w:vAlign w:val="center"/>
+          </w:tcPr>
+          <w:p>
+            <w:r/>
+            <w:r>
+              <w:rPr>
+                <w:color w:val="1F1B16"/>
+                <w:sz w:val="20"/>
+              </w:rPr>
+              <w:t>16,0</w:t>
+            </w:r>
+          </w:p>
+        </w:tc>
+        <w:tc>
+          <w:tcPr>
+            <w:tcW w:type="dxa" w:w="1518"/>
+            <w:shd w:val="clear" w:color="auto" w:fill="FFFFFF"/>
+            <w:vAlign w:val="center"/>
+          </w:tcPr>
+          <w:p>
+            <w:r/>
+            <w:r>
+              <w:rPr>
+                <w:color w:val="1F1B16"/>
+                <w:sz w:val="20"/>
+              </w:rPr>
+              <w:t>32,0</w:t>
+            </w:r>
+          </w:p>
+        </w:tc>
+        <w:tc>
+          <w:tcPr>
+            <w:tcW w:type="dxa" w:w="1518"/>
+            <w:shd w:val="clear" w:color="auto" w:fill="FFFFFF"/>
+            <w:vAlign w:val="center"/>
+          </w:tcPr>
+          <w:p>
+            <w:r/>
+            <w:r>
+              <w:rPr>
+                <w:color w:val="1F1B16"/>
+                <w:sz w:val="20"/>
+              </w:rPr>
+              <w:t>60,0</w:t>
+            </w:r>
+          </w:p>
+        </w:tc>
+        <w:tc>
+          <w:tcPr>
+            <w:tcW w:type="dxa" w:w="1518"/>
+            <w:shd w:val="clear" w:color="auto" w:fill="FFFFFF"/>
+            <w:vAlign w:val="center"/>
+          </w:tcPr>
+          <w:p>
+            <w:r/>
+            <w:r>
+              <w:rPr>
+                <w:color w:val="1F1B16"/>
+                <w:sz w:val="20"/>
+              </w:rPr>
+              <w:t>120,0</w:t>
+            </w:r>
+          </w:p>
+        </w:tc>
+      </w:tr>
+      <w:tr>
+        <w:tc>
+          <w:tcPr>
+            <w:tcW w:type="dxa" w:w="3000"/>
+            <w:shd w:val="clear" w:color="auto" w:fill="FFFFFF"/>
+            <w:vAlign w:val="center"/>
+          </w:tcPr>
+          <w:p>
+            <w:r/>
+            <w:r>
+              <w:rPr>
+                <w:color w:val="1F1B16"/>
+                <w:sz w:val="20"/>
+              </w:rPr>
+              <w:t>Carne servida (kg)</w:t>
+            </w:r>
+          </w:p>
+        </w:tc>
+        <w:tc>
+          <w:tcPr>
+            <w:tcW w:type="dxa" w:w="1518"/>
+            <w:shd w:val="clear" w:color="auto" w:fill="FFFFFF"/>
+            <w:vAlign w:val="center"/>
+          </w:tcPr>
+          <w:p>
+            <w:r/>
+            <w:r>
+              <w:rPr>
+                <w:color w:val="1F1B16"/>
+                <w:sz w:val="20"/>
+              </w:rPr>
+              <w:t>11,2</w:t>
+            </w:r>
+          </w:p>
+        </w:tc>
+        <w:tc>
+          <w:tcPr>
+            <w:tcW w:type="dxa" w:w="1518"/>
+            <w:shd w:val="clear" w:color="auto" w:fill="FFFFFF"/>
+            <w:vAlign w:val="center"/>
+          </w:tcPr>
+          <w:p>
+            <w:r/>
+            <w:r>
+              <w:rPr>
+                <w:color w:val="1F1B16"/>
+                <w:sz w:val="20"/>
+              </w:rPr>
+              <w:t>22,4</w:t>
+            </w:r>
+          </w:p>
+        </w:tc>
+        <w:tc>
+          <w:tcPr>
+            <w:tcW w:type="dxa" w:w="1518"/>
+            <w:shd w:val="clear" w:color="auto" w:fill="FFFFFF"/>
+            <w:vAlign w:val="center"/>
+          </w:tcPr>
+          <w:p>
+            <w:r/>
+            <w:r>
+              <w:rPr>
+                <w:color w:val="1F1B16"/>
+                <w:sz w:val="20"/>
+              </w:rPr>
+              <w:t>42,0</w:t>
+            </w:r>
+          </w:p>
+        </w:tc>
+        <w:tc>
+          <w:tcPr>
+            <w:tcW w:type="dxa" w:w="1518"/>
+            <w:shd w:val="clear" w:color="auto" w:fill="FFFFFF"/>
+            <w:vAlign w:val="center"/>
+          </w:tcPr>
+          <w:p>
+            <w:r/>
+            <w:r>
+              <w:rPr>
+                <w:color w:val="1F1B16"/>
+                <w:sz w:val="20"/>
+              </w:rPr>
+              <w:t>84,0</w:t>
+            </w:r>
+          </w:p>
+        </w:tc>
+      </w:tr>
+      <w:tr>
+        <w:tc>
+          <w:tcPr>
+            <w:tcW w:type="dxa" w:w="3000"/>
+            <w:shd w:val="clear" w:color="auto" w:fill="FFFFFF"/>
+            <w:vAlign w:val="center"/>
+          </w:tcPr>
+          <w:p>
+            <w:r/>
+            <w:r>
+              <w:rPr>
+                <w:color w:val="1F1B16"/>
+                <w:sz w:val="20"/>
+              </w:rPr>
+              <w:t>Parrillas</w:t>
+            </w:r>
+          </w:p>
+        </w:tc>
+        <w:tc>
+          <w:tcPr>
+            <w:tcW w:type="dxa" w:w="1518"/>
+            <w:shd w:val="clear" w:color="auto" w:fill="FFFFFF"/>
+            <w:vAlign w:val="center"/>
+          </w:tcPr>
+          <w:p>
+            <w:r/>
+            <w:r>
+              <w:rPr>
+                <w:color w:val="1F1B16"/>
+                <w:sz w:val="20"/>
+              </w:rPr>
+              <w:t>1</w:t>
+            </w:r>
+          </w:p>
+        </w:tc>
+        <w:tc>
+          <w:tcPr>
+            <w:tcW w:type="dxa" w:w="1518"/>
+            <w:shd w:val="clear" w:color="auto" w:fill="FFFFFF"/>
+            <w:vAlign w:val="center"/>
+          </w:tcPr>
+          <w:p>
+            <w:r/>
+            <w:r>
+              <w:rPr>
+                <w:color w:val="1F1B16"/>
+                <w:sz w:val="20"/>
+              </w:rPr>
+              <w:t>1</w:t>
+            </w:r>
+          </w:p>
+        </w:tc>
+        <w:tc>
+          <w:tcPr>
+            <w:tcW w:type="dxa" w:w="1518"/>
+            <w:shd w:val="clear" w:color="auto" w:fill="FFFFFF"/>
+            <w:vAlign w:val="center"/>
+          </w:tcPr>
+          <w:p>
+            <w:r/>
+            <w:r>
+              <w:rPr>
+                <w:color w:val="1F1B16"/>
+                <w:sz w:val="20"/>
+              </w:rPr>
+              <w:t>2</w:t>
+            </w:r>
+          </w:p>
+        </w:tc>
+        <w:tc>
+          <w:tcPr>
+            <w:tcW w:type="dxa" w:w="1518"/>
+            <w:shd w:val="clear" w:color="auto" w:fill="FFFFFF"/>
+            <w:vAlign w:val="center"/>
+          </w:tcPr>
+          <w:p>
+            <w:r/>
+            <w:r>
+              <w:rPr>
+                <w:color w:val="1F1B16"/>
+                <w:sz w:val="20"/>
+              </w:rPr>
+              <w:t>4</w:t>
+            </w:r>
+          </w:p>
+        </w:tc>
+      </w:tr>
+      <w:tr>
+        <w:tc>
+          <w:tcPr>
+            <w:tcW w:type="dxa" w:w="3000"/>
+            <w:shd w:val="clear" w:color="auto" w:fill="FFFFFF"/>
+            <w:vAlign w:val="center"/>
+          </w:tcPr>
+          <w:p>
+            <w:r/>
+            <w:r>
+              <w:rPr>
+                <w:color w:val="1F1B16"/>
+                <w:sz w:val="20"/>
+              </w:rPr>
+              <w:t>Parrilleros</w:t>
+            </w:r>
+          </w:p>
+        </w:tc>
+        <w:tc>
+          <w:tcPr>
+            <w:tcW w:type="dxa" w:w="1518"/>
+            <w:shd w:val="clear" w:color="auto" w:fill="FFFFFF"/>
+            <w:vAlign w:val="center"/>
+          </w:tcPr>
+          <w:p>
+            <w:r/>
+            <w:r>
+              <w:rPr>
+                <w:color w:val="1F1B16"/>
+                <w:sz w:val="20"/>
+              </w:rPr>
+              <w:t>1</w:t>
+            </w:r>
+          </w:p>
+        </w:tc>
+        <w:tc>
+          <w:tcPr>
+            <w:tcW w:type="dxa" w:w="1518"/>
+            <w:shd w:val="clear" w:color="auto" w:fill="FFFFFF"/>
+            <w:vAlign w:val="center"/>
+          </w:tcPr>
+          <w:p>
+            <w:r/>
+            <w:r>
+              <w:rPr>
+                <w:color w:val="1F1B16"/>
+                <w:sz w:val="20"/>
+              </w:rPr>
+              <w:t>2</w:t>
+            </w:r>
+          </w:p>
+        </w:tc>
+        <w:tc>
+          <w:tcPr>
+            <w:tcW w:type="dxa" w:w="1518"/>
+            <w:shd w:val="clear" w:color="auto" w:fill="FFFFFF"/>
+            <w:vAlign w:val="center"/>
+          </w:tcPr>
+          <w:p>
+            <w:r/>
+            <w:r>
+              <w:rPr>
+                <w:color w:val="1F1B16"/>
+                <w:sz w:val="20"/>
+              </w:rPr>
+              <w:t>3</w:t>
+            </w:r>
+          </w:p>
+        </w:tc>
+        <w:tc>
+          <w:tcPr>
+            <w:tcW w:type="dxa" w:w="1518"/>
+            <w:shd w:val="clear" w:color="auto" w:fill="FFFFFF"/>
+            <w:vAlign w:val="center"/>
+          </w:tcPr>
+          <w:p>
+            <w:r/>
+            <w:r>
+              <w:rPr>
+                <w:color w:val="1F1B16"/>
+                <w:sz w:val="20"/>
+              </w:rPr>
+              <w:t>5</w:t>
+            </w:r>
+          </w:p>
+        </w:tc>
+      </w:tr>
+      <w:tr>
+        <w:tc>
+          <w:tcPr>
+            <w:tcW w:type="dxa" w:w="3000"/>
+            <w:shd w:val="clear" w:color="auto" w:fill="FFFFFF"/>
+            <w:vAlign w:val="center"/>
+          </w:tcPr>
+          <w:p>
+            <w:r/>
+            <w:r>
+              <w:rPr>
+                <w:color w:val="1F1B16"/>
+                <w:sz w:val="20"/>
+              </w:rPr>
+              <w:t>Ayudantes</w:t>
+            </w:r>
+          </w:p>
+        </w:tc>
+        <w:tc>
+          <w:tcPr>
+            <w:tcW w:type="dxa" w:w="1518"/>
+            <w:shd w:val="clear" w:color="auto" w:fill="FFFFFF"/>
+            <w:vAlign w:val="center"/>
+          </w:tcPr>
+          <w:p>
+            <w:r/>
+            <w:r>
+              <w:rPr>
+                <w:color w:val="1F1B16"/>
+                <w:sz w:val="20"/>
+              </w:rPr>
+              <w:t>1</w:t>
+            </w:r>
+          </w:p>
+        </w:tc>
+        <w:tc>
+          <w:tcPr>
+            <w:tcW w:type="dxa" w:w="1518"/>
+            <w:shd w:val="clear" w:color="auto" w:fill="FFFFFF"/>
+            <w:vAlign w:val="center"/>
+          </w:tcPr>
+          <w:p>
+            <w:r/>
+            <w:r>
+              <w:rPr>
+                <w:color w:val="1F1B16"/>
+                <w:sz w:val="20"/>
+              </w:rPr>
+              <w:t>2</w:t>
+            </w:r>
+          </w:p>
+        </w:tc>
+        <w:tc>
+          <w:tcPr>
+            <w:tcW w:type="dxa" w:w="1518"/>
+            <w:shd w:val="clear" w:color="auto" w:fill="FFFFFF"/>
+            <w:vAlign w:val="center"/>
+          </w:tcPr>
+          <w:p>
+            <w:r/>
+            <w:r>
+              <w:rPr>
+                <w:color w:val="1F1B16"/>
+                <w:sz w:val="20"/>
+              </w:rPr>
+              <w:t>3</w:t>
+            </w:r>
+          </w:p>
+        </w:tc>
+        <w:tc>
+          <w:tcPr>
+            <w:tcW w:type="dxa" w:w="1518"/>
+            <w:shd w:val="clear" w:color="auto" w:fill="FFFFFF"/>
+            <w:vAlign w:val="center"/>
+          </w:tcPr>
+          <w:p>
+            <w:r/>
+            <w:r>
+              <w:rPr>
+                <w:color w:val="1F1B16"/>
+                <w:sz w:val="20"/>
+              </w:rPr>
+              <w:t>5</w:t>
+            </w:r>
+          </w:p>
+        </w:tc>
+      </w:tr>
+      <w:tr>
+        <w:tc>
+          <w:tcPr>
+            <w:tcW w:type="dxa" w:w="3000"/>
+            <w:shd w:val="clear" w:color="auto" w:fill="FFFFFF"/>
+            <w:vAlign w:val="center"/>
+          </w:tcPr>
+          <w:p>
+            <w:r/>
+            <w:r>
+              <w:rPr>
+                <w:color w:val="1F1B16"/>
+                <w:sz w:val="20"/>
+              </w:rPr>
+              <w:t>Carbón (kg)</w:t>
+            </w:r>
+          </w:p>
+        </w:tc>
+        <w:tc>
+          <w:tcPr>
+            <w:tcW w:type="dxa" w:w="1518"/>
+            <w:shd w:val="clear" w:color="auto" w:fill="FFFFFF"/>
+            <w:vAlign w:val="center"/>
+          </w:tcPr>
+          <w:p>
+            <w:r/>
+            <w:r>
+              <w:rPr>
+                <w:color w:val="1F1B16"/>
+                <w:sz w:val="20"/>
+              </w:rPr>
+              <w:t>12,8</w:t>
+            </w:r>
+          </w:p>
+        </w:tc>
+        <w:tc>
+          <w:tcPr>
+            <w:tcW w:type="dxa" w:w="1518"/>
+            <w:shd w:val="clear" w:color="auto" w:fill="FFFFFF"/>
+            <w:vAlign w:val="center"/>
+          </w:tcPr>
+          <w:p>
+            <w:r/>
+            <w:r>
+              <w:rPr>
+                <w:color w:val="1F1B16"/>
+                <w:sz w:val="20"/>
+              </w:rPr>
+              <w:t>25,6</w:t>
+            </w:r>
+          </w:p>
+        </w:tc>
+        <w:tc>
+          <w:tcPr>
+            <w:tcW w:type="dxa" w:w="1518"/>
+            <w:shd w:val="clear" w:color="auto" w:fill="FFFFFF"/>
+            <w:vAlign w:val="center"/>
+          </w:tcPr>
+          <w:p>
+            <w:r/>
+            <w:r>
+              <w:rPr>
+                <w:color w:val="1F1B16"/>
+                <w:sz w:val="20"/>
+              </w:rPr>
+              <w:t>48,0</w:t>
+            </w:r>
+          </w:p>
+        </w:tc>
+        <w:tc>
+          <w:tcPr>
+            <w:tcW w:type="dxa" w:w="1518"/>
+            <w:shd w:val="clear" w:color="auto" w:fill="FFFFFF"/>
+            <w:vAlign w:val="center"/>
+          </w:tcPr>
+          <w:p>
+            <w:r/>
+            <w:r>
+              <w:rPr>
+                <w:color w:val="1F1B16"/>
+                <w:sz w:val="20"/>
+              </w:rPr>
+              <w:t>96,0</w:t>
+            </w:r>
+          </w:p>
+        </w:tc>
+      </w:tr>
+    </w:tbl>
+    <w:p>
+      <w:r/>
+    </w:p>
+    <w:p>
+      <w:pPr>
+        <w:pStyle w:val="ListBullet"/>
+        <w:spacing w:after="80"/>
+      </w:pPr>
+      <w:r>
+        <w:t>Parrilla de 120 × 60 cm: asa de 12 a 15 kg de carne cruda por tanda; con 2 o 3 tandas da servicio a 60-80 invitados con 400 g cada uno (la tabla toma 32,0 kg por parrilla).</w:t>
+      </w:r>
+    </w:p>
+    <w:p>
+      <w:pPr>
+        <w:pStyle w:val="ListBullet"/>
+        <w:spacing w:after="80"/>
+      </w:pPr>
+      <w:r>
+        <w:t>Parrilleros: uno por cada 60-80 invitados en buffet y uno por cada 40-50 con cortes en mesa (la tabla toma uno por cada 70). Ayudante desde 40 invitados (la tabla toma uno por cada 60).</w:t>
+      </w:r>
+    </w:p>
+    <w:p>
+      <w:pPr>
+        <w:pStyle w:val="ListBullet"/>
+        <w:spacing w:after="80"/>
+      </w:pPr>
+      <w:r>
+        <w:t>Carbón: de 0,7 a 1 kg por kg de carne cruda (la tabla toma 0,8 kg), unos 0,3-0,45 kg por invitado. En el asado a la cruz, de 2 a 3 kg de leña por kg de carne.</w:t>
+      </w:r>
+    </w:p>
+    <w:p>
+      <w:pPr>
+        <w:pStyle w:val="ListBullet"/>
+        <w:spacing w:after="80"/>
+      </w:pPr>
+      <w:r>
+        <w:t>Carne cruda por invitado: de 350 a 450 g con entrantes, de 500 a 600 g si el asado es lo único que se sirve y de 300 a 400 g en un evento largo. Sin hueso, un 20 % menos; los niños, la mitad.</w:t>
+      </w:r>
+    </w:p>
+    <w:p>
+      <w:pPr>
+        <w:pStyle w:val="ListBullet"/>
+        <w:spacing w:after="80"/>
+      </w:pPr>
+      <w:r>
+        <w:t>Merma de cocción: del 25 al 35 % en vacuno y cerdo a la brasa (la tabla toma el 30 %) y del 40 al 50 % en el brisket ahumado.</w:t>
+      </w:r>
+    </w:p>
+    <w:p>
+      <w:pPr>
+        <w:pStyle w:val="ListBullet"/>
+        <w:spacing w:after="80"/>
+      </w:pPr>
+      <w:r>
+        <w:t>Piezas enteras: un cordero de 10-12 kg en canal da de 15 a 20 raciones y un cochinillo de 4-5 kg, de 6 a 8.</w:t>
+      </w:r>
+    </w:p>
+    <w:p>
+      <w:pPr>
+        <w:pStyle w:val="ListBullet"/>
+        <w:spacing w:after="80"/>
+      </w:pPr>
+      <w:r>
+        <w:t>Si cambias una regla en la calculadora, cambia también en esta tabla: son las mismas.</w:t>
+      </w:r>
+    </w:p>
+    <w:p>
+      <w:r>
+        <w:rPr>
+          <w:rFonts w:ascii="Inter" w:hAnsi="Inter"/>
+          <w:b/>
+          <w:color w:val="1F1B16"/>
+          <w:sz w:val="26"/>
+        </w:rPr>
+        <w:t>Recepción y cocción de la carne</w:t>
+      </w:r>
+    </w:p>
+    <w:p>
+      <w:pPr>
+        <w:spacing w:after="160"/>
+      </w:pPr>
+      <w:r>
+        <w:t>Son las temperaturas del Reglamento (CE) 853/2004, que no obliga al minorista pero es el estándar con el que recibe la carne y el que adopta tu APPCC, y las de cocción que recomienda AESAN.</w:t>
+      </w:r>
+    </w:p>
+    <w:tbl>
+      <w:tblPr>
+        <w:tblStyle w:val="LightGrid-Accent1"/>
+        <w:tblW w:type="auto" w:w="0"/>
+        <w:tblLayout w:type="autofit"/>
+        <w:tblLook w:firstColumn="1" w:firstRow="1" w:lastColumn="0" w:lastRow="0" w:noHBand="0" w:noVBand="1" w:val="04A0"/>
+      </w:tblPr>
+      <w:tblGrid>
+        <w:gridCol w:w="4200"/>
+        <w:gridCol w:w="2436"/>
+        <w:gridCol w:w="2436"/>
+      </w:tblGrid>
+      <w:tr>
+        <w:tc>
+          <w:tcPr>
+            <w:tcW w:type="dxa" w:w="4200"/>
+            <w:shd w:val="clear" w:color="auto" w:fill="1F1B16"/>
+            <w:vAlign w:val="center"/>
+          </w:tcPr>
+          <w:p>
+            <w:r/>
+            <w:r>
+              <w:rPr>
+                <w:b/>
+                <w:color w:val="FFFFFF"/>
+                <w:sz w:val="20"/>
+              </w:rPr>
+              <w:t>Producto</w:t>
+            </w:r>
+          </w:p>
+        </w:tc>
+        <w:tc>
+          <w:tcPr>
+            <w:tcW w:type="dxa" w:w="2436"/>
+            <w:shd w:val="clear" w:color="auto" w:fill="1F1B16"/>
+            <w:vAlign w:val="center"/>
+          </w:tcPr>
+          <w:p>
+            <w:r/>
+            <w:r>
+              <w:rPr>
+                <w:b/>
+                <w:color w:val="FFFFFF"/>
+                <w:sz w:val="20"/>
+              </w:rPr>
+              <w:t>Recepción y transporte (máx.)</w:t>
+            </w:r>
+          </w:p>
+        </w:tc>
+        <w:tc>
+          <w:tcPr>
+            <w:tcW w:type="dxa" w:w="2436"/>
+            <w:shd w:val="clear" w:color="auto" w:fill="1F1B16"/>
+            <w:vAlign w:val="center"/>
+          </w:tcPr>
+          <w:p>
+            <w:r/>
+            <w:r>
+              <w:rPr>
+                <w:b/>
+                <w:color w:val="FFFFFF"/>
+                <w:sz w:val="20"/>
+              </w:rPr>
+              <w:t>Cocción en el centro</w:t>
+            </w:r>
+          </w:p>
+        </w:tc>
+      </w:tr>
+      <w:tr>
+        <w:tc>
+          <w:tcPr>
+            <w:tcW w:type="dxa" w:w="4200"/>
+            <w:shd w:val="clear" w:color="auto" w:fill="FFFFFF"/>
+            <w:vAlign w:val="center"/>
+          </w:tcPr>
+          <w:p>
+            <w:r/>
+            <w:r>
+              <w:rPr>
+                <w:color w:val="1F1B16"/>
+                <w:sz w:val="20"/>
+              </w:rPr>
+              <w:t>Carne fresca (vacuno, cerdo, cordero)</w:t>
+            </w:r>
+          </w:p>
+        </w:tc>
+        <w:tc>
+          <w:tcPr>
+            <w:tcW w:type="dxa" w:w="2436"/>
+            <w:shd w:val="clear" w:color="auto" w:fill="FFFFFF"/>
+            <w:vAlign w:val="center"/>
+          </w:tcPr>
+          <w:p>
+            <w:r/>
+            <w:r>
+              <w:rPr>
+                <w:color w:val="1F1B16"/>
+                <w:sz w:val="20"/>
+              </w:rPr>
+              <w:t>≤ 7 °C</w:t>
+            </w:r>
+          </w:p>
+        </w:tc>
+        <w:tc>
+          <w:tcPr>
+            <w:tcW w:type="dxa" w:w="2436"/>
+            <w:shd w:val="clear" w:color="auto" w:fill="FFFFFF"/>
+            <w:vAlign w:val="center"/>
+          </w:tcPr>
+          <w:p>
+            <w:r/>
+            <w:r>
+              <w:rPr>
+                <w:color w:val="1F1B16"/>
+                <w:sz w:val="20"/>
+              </w:rPr>
+              <w:t>70 °C</w:t>
+            </w:r>
+          </w:p>
+        </w:tc>
+      </w:tr>
+      <w:tr>
+        <w:tc>
+          <w:tcPr>
+            <w:tcW w:type="dxa" w:w="4200"/>
+            <w:shd w:val="clear" w:color="auto" w:fill="FFFFFF"/>
+            <w:vAlign w:val="center"/>
+          </w:tcPr>
+          <w:p>
+            <w:r/>
+            <w:r>
+              <w:rPr>
+                <w:color w:val="1F1B16"/>
+                <w:sz w:val="20"/>
+              </w:rPr>
+              <w:t>Despojos (achuras, mollejas)</w:t>
+            </w:r>
+          </w:p>
+        </w:tc>
+        <w:tc>
+          <w:tcPr>
+            <w:tcW w:type="dxa" w:w="2436"/>
+            <w:shd w:val="clear" w:color="auto" w:fill="FFFFFF"/>
+            <w:vAlign w:val="center"/>
+          </w:tcPr>
+          <w:p>
+            <w:r/>
+            <w:r>
+              <w:rPr>
+                <w:color w:val="1F1B16"/>
+                <w:sz w:val="20"/>
+              </w:rPr>
+              <w:t>≤ 3 °C</w:t>
+            </w:r>
+          </w:p>
+        </w:tc>
+        <w:tc>
+          <w:tcPr>
+            <w:tcW w:type="dxa" w:w="2436"/>
+            <w:shd w:val="clear" w:color="auto" w:fill="FFFFFF"/>
+            <w:vAlign w:val="center"/>
+          </w:tcPr>
+          <w:p>
+            <w:r/>
+            <w:r>
+              <w:rPr>
+                <w:color w:val="1F1B16"/>
+                <w:sz w:val="20"/>
+              </w:rPr>
+              <w:t>70 °C</w:t>
+            </w:r>
+          </w:p>
+        </w:tc>
+      </w:tr>
+      <w:tr>
+        <w:tc>
+          <w:tcPr>
+            <w:tcW w:type="dxa" w:w="4200"/>
+            <w:shd w:val="clear" w:color="auto" w:fill="FFFFFF"/>
+            <w:vAlign w:val="center"/>
+          </w:tcPr>
+          <w:p>
+            <w:r/>
+            <w:r>
+              <w:rPr>
+                <w:color w:val="1F1B16"/>
+                <w:sz w:val="20"/>
+              </w:rPr>
+              <w:t>Aves</w:t>
+            </w:r>
+          </w:p>
+        </w:tc>
+        <w:tc>
+          <w:tcPr>
+            <w:tcW w:type="dxa" w:w="2436"/>
+            <w:shd w:val="clear" w:color="auto" w:fill="FFFFFF"/>
+            <w:vAlign w:val="center"/>
+          </w:tcPr>
+          <w:p>
+            <w:r/>
+            <w:r>
+              <w:rPr>
+                <w:color w:val="1F1B16"/>
+                <w:sz w:val="20"/>
+              </w:rPr>
+              <w:t>≤ 4 °C</w:t>
+            </w:r>
+          </w:p>
+        </w:tc>
+        <w:tc>
+          <w:tcPr>
+            <w:tcW w:type="dxa" w:w="2436"/>
+            <w:shd w:val="clear" w:color="auto" w:fill="FFFFFF"/>
+            <w:vAlign w:val="center"/>
+          </w:tcPr>
+          <w:p>
+            <w:r/>
+            <w:r>
+              <w:rPr>
+                <w:color w:val="1F1B16"/>
+                <w:sz w:val="20"/>
+              </w:rPr>
+              <w:t>74 °C</w:t>
+            </w:r>
+          </w:p>
+        </w:tc>
+      </w:tr>
+      <w:tr>
+        <w:tc>
+          <w:tcPr>
+            <w:tcW w:type="dxa" w:w="4200"/>
+            <w:shd w:val="clear" w:color="auto" w:fill="FFFFFF"/>
+            <w:vAlign w:val="center"/>
+          </w:tcPr>
+          <w:p>
+            <w:r/>
+            <w:r>
+              <w:rPr>
+                <w:color w:val="1F1B16"/>
+                <w:sz w:val="20"/>
+              </w:rPr>
+              <w:t>Carne picada</w:t>
+            </w:r>
+          </w:p>
+        </w:tc>
+        <w:tc>
+          <w:tcPr>
+            <w:tcW w:type="dxa" w:w="2436"/>
+            <w:shd w:val="clear" w:color="auto" w:fill="FFFFFF"/>
+            <w:vAlign w:val="center"/>
+          </w:tcPr>
+          <w:p>
+            <w:r/>
+            <w:r>
+              <w:rPr>
+                <w:color w:val="1F1B16"/>
+                <w:sz w:val="20"/>
+              </w:rPr>
+              <w:t>≤ 2 °C</w:t>
+            </w:r>
+          </w:p>
+        </w:tc>
+        <w:tc>
+          <w:tcPr>
+            <w:tcW w:type="dxa" w:w="2436"/>
+            <w:shd w:val="clear" w:color="auto" w:fill="FFFFFF"/>
+            <w:vAlign w:val="center"/>
+          </w:tcPr>
+          <w:p>
+            <w:r/>
+            <w:r>
+              <w:rPr>
+                <w:color w:val="1F1B16"/>
+                <w:sz w:val="20"/>
+              </w:rPr>
+              <w:t>70 °C</w:t>
+            </w:r>
+          </w:p>
+        </w:tc>
+      </w:tr>
+      <w:tr>
+        <w:tc>
+          <w:tcPr>
+            <w:tcW w:type="dxa" w:w="4200"/>
+            <w:shd w:val="clear" w:color="auto" w:fill="FFFFFF"/>
+            <w:vAlign w:val="center"/>
+          </w:tcPr>
+          <w:p>
+            <w:r/>
+            <w:r>
+              <w:rPr>
+                <w:color w:val="1F1B16"/>
+                <w:sz w:val="20"/>
+              </w:rPr>
+              <w:t>Preparados de carne (chorizo criollo, salchichas, hamburguesas)</w:t>
+            </w:r>
+          </w:p>
+        </w:tc>
+        <w:tc>
+          <w:tcPr>
+            <w:tcW w:type="dxa" w:w="2436"/>
+            <w:shd w:val="clear" w:color="auto" w:fill="FFFFFF"/>
+            <w:vAlign w:val="center"/>
+          </w:tcPr>
+          <w:p>
+            <w:r/>
+            <w:r>
+              <w:rPr>
+                <w:color w:val="1F1B16"/>
+                <w:sz w:val="20"/>
+              </w:rPr>
+              <w:t>≤ 4 °C</w:t>
+            </w:r>
+          </w:p>
+        </w:tc>
+        <w:tc>
+          <w:tcPr>
+            <w:tcW w:type="dxa" w:w="2436"/>
+            <w:shd w:val="clear" w:color="auto" w:fill="FFFFFF"/>
+            <w:vAlign w:val="center"/>
+          </w:tcPr>
+          <w:p>
+            <w:r/>
+            <w:r>
+              <w:rPr>
+                <w:color w:val="1F1B16"/>
+                <w:sz w:val="20"/>
+              </w:rPr>
+              <w:t>70 °C</w:t>
+            </w:r>
+          </w:p>
+        </w:tc>
+      </w:tr>
+    </w:tbl>
+    <w:p>
+      <w:r/>
+    </w:p>
+    <w:p>
+      <w:pPr>
+        <w:pStyle w:val="ListBullet"/>
+        <w:spacing w:after="80"/>
+      </w:pPr>
+      <w:r>
+        <w:t>Transporta y recibe la carne en furgoneta frigorífica con certificado ATP, mide con sonda en la recepción y en la nevera del evento y guarda el registro.</w:t>
+      </w:r>
+    </w:p>
+    <w:p>
+      <w:pPr>
+        <w:pStyle w:val="ListBullet"/>
+        <w:spacing w:after="80"/>
+      </w:pPr>
+      <w:r>
+        <w:t>Mantén en caliente a 63 °C o más, recalienta a 74 °C durante 15 segundos y guarda una comida testigo (RD 1086/2020, art. 30).</w:t>
+      </w:r>
+    </w:p>
+    <w:p>
+      <w:pPr>
+        <w:pStyle w:val="ListBullet"/>
+        <w:spacing w:after="80"/>
+      </w:pPr>
+      <w:r>
+        <w:t>El punto «poco hecho» solo en piezas enteras e intactas de vacuno o cordero y a petición del cliente; nunca en carne picada, hamburguesa, pollo, embutido fresco ni piezas inyectadas.</w:t>
+      </w:r>
+    </w:p>
+    <w:p>
+      <w:pPr>
+        <w:pStyle w:val="ListBullet"/>
+        <w:spacing w:after="80"/>
+      </w:pPr>
+      <w:r>
+        <w:t>Chuletón o T-bone con vértebra: solo de vacuno de un país de riesgo insignificante de EEB (España lo es) o de menos de 30 meses. Si la columna es material de riesgo, la pieza llega sin ella y el parrillero nunca la quita: solo un matadero, una sala de despiece o un punto de venta autorizado (RD 1086/2020, art. 26.2). Lee el «nacido, criado y sacrificado en» de la etiqueta.</w:t>
+      </w:r>
+    </w:p>
+    <w:p>
+      <w:pPr>
+        <w:pStyle w:val="ListBullet"/>
+        <w:spacing w:after="80"/>
+      </w:pPr>
+      <w:r>
+        <w:t>Denominación por edad: ternera blanca hasta 8 meses, ternera de 8 a 12, añojo de 12 a 24, novillo o novilla de 24 a 48, y buey, vaca o toro a partir de 48. En la carta va la denominación de la etiqueta: un «chuletón de ternera» de un añojo es una denominación errónea.</w:t>
+      </w:r>
+    </w:p>
+    <w:p>
+      <w:pPr>
+        <w:pStyle w:val="ListBullet"/>
+        <w:spacing w:after="80"/>
+      </w:pPr>
+      <w:r>
+        <w:t>«Madurada X días» solo con el documento del proveedor: la ley no define «madurada» ni sus días. Cómprala ya madurada; madurar en la cocina de apoyo exige una cámara dedicada.</w:t>
+      </w:r>
+    </w:p>
+    <w:p>
+      <w:pPr>
+        <w:pStyle w:val="ListBullet"/>
+        <w:spacing w:after="80"/>
+      </w:pPr>
+      <w:r>
+        <w:t>Guarda las etiquetas y los albaranes del vacuno (Reglamento (CE) 178/2002, art. 18).</w:t>
+      </w:r>
+    </w:p>
     <w:sectPr>
-      <w:pgSz w:w="12240" w:h="15840"/>
+      <w:pgSz w:w="11906" w:h="16838"/>
       <w:pgMar w:top="1247" w:right="1247" w:bottom="1247" w:left="1247" w:header="720" w:footer="720" w:gutter="0"/>
       <w:cols w:space="720"/>
       <w:docGrid w:linePitch="360"/>

--- a/astro-site/public/dl/plan-negocio-parrillero-asador-eventos/manual-tecnico-parrillero-profesional.docx
+++ b/astro-site/public/dl/plan-negocio-parrillero-asador-eventos/manual-tecnico-parrillero-profesional.docx
@@ -1672,7 +1672,7 @@
         <w:spacing w:after="160"/>
       </w:pPr>
       <w:r>
-        <w:t>Temperatura interna objetivo medida con sonda digital, no con tiempos. Tiempos son orientativos para piezas estándar — el grosor manda. Técnica: [D] directa parrilla / [I] indirecta / [A] ahumador low &amp; slow.</w:t>
+        <w:t>Temperatura interna objetivo medida con sonda digital, no con tiempos. Tiempos son orientativos para piezas estándar — el grosor manda. Los objetivos por debajo de 70 °C son el punto «poco hecho»: solo en piezas enteras e intactas de vacuno o cordero y a petición del invitado. Cerdo, aves, picada y embutido, a 70 °C en el centro (74 °C las aves; recomendación de AESAN). Técnica: [D] directa parrilla / [I] indirecta / [A] ahumador low &amp; slow.</w:t>
       </w:r>
     </w:p>
     <w:tbl>
@@ -3113,7 +3113,7 @@
                 <w:color w:val="1F1B16"/>
                 <w:sz w:val="20"/>
               </w:rPr>
-              <w:t>63 °C punto medio</w:t>
+              <w:t>70 °C (APPCC del kit)</w:t>
             </w:r>
           </w:p>
         </w:tc>
@@ -3217,7 +3217,7 @@
                 <w:color w:val="1F1B16"/>
                 <w:sz w:val="20"/>
               </w:rPr>
-              <w:t>62 °C</w:t>
+              <w:t>70 °C (APPCC del kit)</w:t>
             </w:r>
           </w:p>
         </w:tc>
@@ -3321,7 +3321,7 @@
                 <w:color w:val="1F1B16"/>
                 <w:sz w:val="20"/>
               </w:rPr>
-              <w:t>60 °C</w:t>
+              <w:t>70 °C (APPCC del kit)</w:t>
             </w:r>
           </w:p>
         </w:tc>
